--- a/УПОС/ЛР1_Рус/ЛР1 УПОС подготовка.docx
+++ b/УПОС/ЛР1_Рус/ЛР1 УПОС подготовка.docx
@@ -548,21 +548,11 @@
       <w:r>
         <w:t xml:space="preserve">Рисунок </w:t>
       </w:r>
-      <w:r>
-        <w:fldChar w:fldCharType="begin"/>
-      </w:r>
-      <w:r>
-        <w:instrText xml:space="preserve"> SEQ Рисунок \* ARABIC </w:instrText>
-      </w:r>
-      <w:r>
-        <w:fldChar w:fldCharType="separate"/>
-      </w:r>
-      <w:r>
-        <w:t>1</w:t>
-      </w:r>
-      <w:r>
-        <w:fldChar w:fldCharType="end"/>
-      </w:r>
+      <w:fldSimple w:instr=" SEQ Рисунок \* ARABIC ">
+        <w:r>
+          <w:t>1</w:t>
+        </w:r>
+      </w:fldSimple>
       <w:r>
         <w:t xml:space="preserve"> – </w:t>
       </w:r>
@@ -670,9 +660,9 @@
           <w:noProof/>
         </w:rPr>
         <w:drawing>
-          <wp:inline distT="0" distB="0" distL="0" distR="0" wp14:anchorId="4EF59085" wp14:editId="2F9AC323">
-            <wp:extent cx="2991834" cy="2377440"/>
-            <wp:effectExtent l="0" t="0" r="0" b="3810"/>
+          <wp:inline distT="0" distB="0" distL="0" distR="0" wp14:anchorId="569CAEAB" wp14:editId="52598537">
+            <wp:extent cx="2910840" cy="2440474"/>
+            <wp:effectExtent l="0" t="0" r="3810" b="0"/>
             <wp:docPr id="1" name="Рисунок 1"/>
             <wp:cNvGraphicFramePr>
               <a:graphicFrameLocks xmlns:a="http://schemas.openxmlformats.org/drawingml/2006/main" noChangeAspect="1"/>
@@ -686,13 +676,13 @@
                   </pic:nvPicPr>
                   <pic:blipFill rotWithShape="1">
                     <a:blip r:embed="rId7"/>
-                    <a:srcRect l="1372" t="3539" r="6442" b="1976"/>
+                    <a:srcRect l="4874" t="10378"/>
                     <a:stretch/>
                   </pic:blipFill>
                   <pic:spPr bwMode="auto">
                     <a:xfrm>
                       <a:off x="0" y="0"/>
-                      <a:ext cx="3040613" cy="2416202"/>
+                      <a:ext cx="2932624" cy="2458738"/>
                     </a:xfrm>
                     <a:prstGeom prst="rect">
                       <a:avLst/>
@@ -724,7 +714,15 @@
         <w:rPr>
           <w:bCs/>
         </w:rPr>
-        <w:t>Рисунок 1 – Ожидаемый спектр гармонического колебания</w:t>
+        <w:t>Рисунок 1</w:t>
+      </w:r>
+      <w:bookmarkStart w:id="1" w:name="_GoBack"/>
+      <w:bookmarkEnd w:id="1"/>
+      <w:r>
+        <w:rPr>
+          <w:bCs/>
+        </w:rPr>
+        <w:t xml:space="preserve"> – Ожидаемый спектр гармонического колебания</w:t>
       </w:r>
     </w:p>
     <w:p>
@@ -783,13 +781,7 @@
       </w:r>
       <w:proofErr w:type="gramEnd"/>
       <w:r>
-        <w:t xml:space="preserve"> </w:t>
-      </w:r>
-      <w:r>
-        <w:t>девиация частоты</w:t>
-      </w:r>
-      <w:r>
-        <w:t xml:space="preserve"> </w:t>
+        <w:t xml:space="preserve"> девиация частоты </w:t>
       </w:r>
       <m:oMath>
         <m:r>
@@ -989,13 +981,7 @@
           <w:rPr>
             <w:rFonts w:ascii="Cambria Math" w:hAnsi="Cambria Math"/>
           </w:rPr>
-          <m:t>=</m:t>
-        </m:r>
-        <m:r>
-          <w:rPr>
-            <w:rFonts w:ascii="Cambria Math" w:hAnsi="Cambria Math"/>
-          </w:rPr>
-          <m:t>50 кГц</m:t>
+          <m:t>=50 кГц</m:t>
         </m:r>
       </m:oMath>
       <w:r>
@@ -1041,25 +1027,7 @@
           <w:rPr>
             <w:rFonts w:ascii="Cambria Math" w:hAnsi="Cambria Math"/>
           </w:rPr>
-          <m:t>=</m:t>
-        </m:r>
-        <m:r>
-          <w:rPr>
-            <w:rFonts w:ascii="Cambria Math" w:hAnsi="Cambria Math"/>
-          </w:rPr>
-          <m:t>5</m:t>
-        </m:r>
-        <m:r>
-          <w:rPr>
-            <w:rFonts w:ascii="Cambria Math" w:hAnsi="Cambria Math"/>
-          </w:rPr>
-          <m:t>0</m:t>
-        </m:r>
-        <m:r>
-          <w:rPr>
-            <w:rFonts w:ascii="Cambria Math" w:hAnsi="Cambria Math"/>
-          </w:rPr>
-          <m:t>0 кГц</m:t>
+          <m:t>=500 кГц</m:t>
         </m:r>
       </m:oMath>
       <w:r>
@@ -1222,13 +1190,7 @@
           <w:rPr>
             <w:rFonts w:ascii="Cambria Math" w:hAnsi="Cambria Math"/>
           </w:rPr>
-          <m:t>=</m:t>
-        </m:r>
-        <m:r>
-          <w:rPr>
-            <w:rFonts w:ascii="Cambria Math" w:hAnsi="Cambria Math"/>
-          </w:rPr>
-          <m:t>2</m:t>
+          <m:t>=2</m:t>
         </m:r>
       </m:oMath>
       <w:r>
@@ -1272,13 +1234,7 @@
           <w:rPr>
             <w:rFonts w:ascii="Cambria Math" w:hAnsi="Cambria Math"/>
           </w:rPr>
-          <m:t>=</m:t>
-        </m:r>
-        <m:r>
-          <w:rPr>
-            <w:rFonts w:ascii="Cambria Math" w:hAnsi="Cambria Math"/>
-          </w:rPr>
-          <m:t>250 кГц</m:t>
+          <m:t>=250 кГц</m:t>
         </m:r>
       </m:oMath>
       <w:r>
@@ -1324,13 +1280,7 @@
           <w:rPr>
             <w:rFonts w:ascii="Cambria Math" w:hAnsi="Cambria Math"/>
           </w:rPr>
-          <m:t>=</m:t>
-        </m:r>
-        <m:r>
-          <w:rPr>
-            <w:rFonts w:ascii="Cambria Math" w:hAnsi="Cambria Math"/>
-          </w:rPr>
-          <m:t>500</m:t>
+          <m:t>=500</m:t>
         </m:r>
       </m:oMath>
       <w:r>
@@ -1607,8 +1557,18 @@
                 <w:iCs/>
                 <w:lang w:val="en-US"/>
               </w:rPr>
-              <w:t xml:space="preserve"> МГц</w:t>
-            </w:r>
+              <w:t xml:space="preserve"> </w:t>
+            </w:r>
+            <w:proofErr w:type="spellStart"/>
+            <w:r>
+              <w:rPr>
+                <w:i/>
+                <w:iCs/>
+                <w:lang w:val="en-US"/>
+              </w:rPr>
+              <w:t>МГц</w:t>
+            </w:r>
+            <w:proofErr w:type="spellEnd"/>
           </w:p>
         </w:tc>
         <w:tc>
@@ -2222,13 +2182,7 @@
           <w:rPr>
             <w:rFonts w:ascii="Cambria Math" w:hAnsi="Cambria Math"/>
           </w:rPr>
-          <m:t xml:space="preserve">±  </m:t>
-        </m:r>
-        <m:r>
-          <w:rPr>
-            <w:rFonts w:ascii="Cambria Math" w:hAnsi="Cambria Math"/>
-          </w:rPr>
-          <m:t>МГц.</m:t>
+          <m:t>±  МГц.</m:t>
         </m:r>
       </m:oMath>
       <w:r>
@@ -2243,19 +2197,7 @@
           <w:rPr>
             <w:rFonts w:ascii="Cambria Math" w:hAnsi="Cambria Math"/>
           </w:rPr>
-          <m:t xml:space="preserve">± </m:t>
-        </m:r>
-        <m:r>
-          <w:rPr>
-            <w:rFonts w:ascii="Cambria Math" w:hAnsi="Cambria Math"/>
-          </w:rPr>
-          <m:t xml:space="preserve"> </m:t>
-        </m:r>
-        <m:r>
-          <w:rPr>
-            <w:rFonts w:ascii="Cambria Math" w:hAnsi="Cambria Math"/>
-          </w:rPr>
-          <m:t xml:space="preserve"> МГц</m:t>
+          <m:t>±   МГц</m:t>
         </m:r>
       </m:oMath>
       <w:r>
@@ -2679,18 +2621,12 @@
           <w:p>
             <w:pPr>
               <w:jc w:val="center"/>
-              <w:rPr>
-                <w:lang w:val="en-US"/>
-              </w:rPr>
             </w:pPr>
           </w:p>
         </w:tc>
       </w:tr>
     </w:tbl>
-    <w:p>
-      <w:bookmarkStart w:id="1" w:name="_GoBack"/>
-      <w:bookmarkEnd w:id="1"/>
-    </w:p>
+    <w:p/>
     <w:p>
       <w:r>
         <w:tab/>
@@ -2840,16 +2776,7 @@
         <w:t xml:space="preserve">7. </w:t>
       </w:r>
       <w:r>
-        <w:t>и полосы обзора таким образом, чтобы стало возможным пронаблюдать отображение пиков, со ответствующих 2-й и 3-й гармонике с</w:t>
-      </w:r>
-      <w:r>
-        <w:t>игнала. Значения RBW и VBW уста</w:t>
-      </w:r>
-      <w:r>
-        <w:t>новите автоматически</w:t>
-      </w:r>
-      <w:r>
-        <w:t>.</w:t>
+        <w:t>и полосы обзора таким образом, чтобы стало возможным пронаблюдать отображение пиков, со ответствующих 2-й и 3-й гармонике сигнала. Значения RBW и VBW установите автоматически.</w:t>
       </w:r>
     </w:p>
     <w:p>
@@ -4472,7 +4399,7 @@
 </file>
 
 <file path=customXml/itemProps1.xml><?xml version="1.0" encoding="utf-8"?>
-<ds:datastoreItem xmlns:ds="http://schemas.openxmlformats.org/officeDocument/2006/customXml" ds:itemID="{5D2457CC-83FF-4BCA-B8BF-6469AA8DC2A1}">
+<ds:datastoreItem xmlns:ds="http://schemas.openxmlformats.org/officeDocument/2006/customXml" ds:itemID="{1F286207-CC76-40EF-92E1-16DDB8A28B43}">
   <ds:schemaRefs>
     <ds:schemaRef ds:uri="http://schemas.openxmlformats.org/officeDocument/2006/bibliography"/>
   </ds:schemaRefs>
